--- a/inst/captions/suitability_trend_caption.docx
+++ b/inst/captions/suitability_trend_caption.docx
@@ -17,55 +17,7 @@
           <w:sz w:val="24"/>
           <w:szCs w:val="24"/>
         </w:rPr>
-        <w:t>CLIMATIC SUITABILITY TRENDS. Figure on the left shows the</w:t>
-      </w:r>
-      <w:r>
-        <w:rPr>
-          <w:rFonts w:ascii="Calibri" w:hAnsi="Calibri" w:cs="Calibri"/>
-          <w:sz w:val="24"/>
-          <w:szCs w:val="24"/>
-        </w:rPr>
-        <w:t xml:space="preserve"> historical </w:t>
-      </w:r>
-      <w:r>
-        <w:rPr>
-          <w:rFonts w:ascii="Calibri" w:hAnsi="Calibri" w:cs="Calibri"/>
-          <w:sz w:val="24"/>
-          <w:szCs w:val="24"/>
-        </w:rPr>
-        <w:t xml:space="preserve">trend </w:t>
-      </w:r>
-      <w:r>
-        <w:rPr>
-          <w:rFonts w:ascii="Calibri" w:hAnsi="Calibri" w:cs="Calibri"/>
-          <w:sz w:val="24"/>
-          <w:szCs w:val="24"/>
-        </w:rPr>
-        <w:t xml:space="preserve">in </w:t>
-      </w:r>
-      <w:r>
-        <w:rPr>
-          <w:rFonts w:ascii="Calibri" w:hAnsi="Calibri" w:cs="Calibri"/>
-          <w:sz w:val="24"/>
-          <w:szCs w:val="24"/>
-        </w:rPr>
-        <w:t xml:space="preserve">climatic suitability </w:t>
-      </w:r>
-      <w:r>
-        <w:rPr>
-          <w:rFonts w:ascii="Calibri" w:hAnsi="Calibri" w:cs="Calibri"/>
-          <w:sz w:val="24"/>
-          <w:szCs w:val="24"/>
-        </w:rPr>
-        <w:t>for</w:t>
-      </w:r>
-      <w:r>
-        <w:rPr>
-          <w:rFonts w:ascii="Calibri" w:hAnsi="Calibri" w:cs="Calibri"/>
-          <w:sz w:val="24"/>
-          <w:szCs w:val="24"/>
-        </w:rPr>
-        <w:t xml:space="preserve"> the focal species across the continental United States. Figure on the right shows the rate of change in climatic suitability (acceleration / deceleration) over the same period. Black outline shows the estimated USGS GAP range for the species.</w:t>
+        <w:t>CLIMATIC SUITABILITY TRENDS. The left panel shows the per-cell Theil-Sen trend in climatic suitability across the modeled extent over the study period. Green indicates increasing suitability; red indicates decreasing suitability. The right panel shows the trend in the rate of suitability change over the same period, identifying areas where change is accelerating or decelerating. The black outline delineates the USGS GAP range boundary for the species.</w:t>
       </w:r>
     </w:p>
     <w:sectPr>
